--- a/gijn_summaries/examples/Carlos_Gao_summary.docx
+++ b/gijn_summaries/examples/Carlos_Gao_summary.docx
@@ -88,13 +88,33 @@
     <w:p/>
     <w:p>
       <w:r>
-        <w:t>YOUTUBE TITLE</w:t>
+        <w:t>YOUTUBE TITLE OPTIONS</w:t>
       </w:r>
     </w:p>
     <w:p/>
     <w:p>
       <w:r>
-        <w:t>How to Protect Yourself from SLAPP Lawsuits: Tips from Media Defence</w:t>
+        <w:t>1. How to Protect Yourself from SLAPP Lawsuits: Tips from Media Defence</w:t>
+      </w:r>
+    </w:p>
+    <w:p>
+      <w:r>
+        <w:t>2. 3 Tips to Defend Journalists Against SLAPP Lawsuits</w:t>
+      </w:r>
+    </w:p>
+    <w:p>
+      <w:r>
+        <w:t>3. What to Do When You're Sued for Your Reporting</w:t>
+      </w:r>
+    </w:p>
+    <w:p>
+      <w:r>
+        <w:t>4. SLAPP Lawsuits Explained: How Journalists Can Fight Back</w:t>
+      </w:r>
+    </w:p>
+    <w:p>
+      <w:r>
+        <w:t>5. Carlos Gao on Surviving a SLAPP Lawsuit as a Journalist</w:t>
       </w:r>
     </w:p>
     <w:p/>
